--- a/public/AsyaSeagraveCV.docx
+++ b/public/AsyaSeagraveCV.docx
@@ -972,7 +972,14 @@
           <w:sz w:val="24"/>
           <w:szCs w:val="24"/>
         </w:rPr>
-        <w:t>2024</w:t>
+        <w:t>202</w:t>
+      </w:r>
+      <w:r>
+        <w:rPr>
+          <w:sz w:val="24"/>
+          <w:szCs w:val="24"/>
+        </w:rPr>
+        <w:t>5</w:t>
       </w:r>
     </w:p>
     <w:p>
@@ -1298,19 +1305,7 @@
           <w:rPr>
             <w:rStyle w:val="Hyperlink"/>
           </w:rPr>
-          <w:t>https://asya-seag.github.io/Portfolio/#/proje</w:t>
-        </w:r>
-        <w:r>
-          <w:rPr>
-            <w:rStyle w:val="Hyperlink"/>
-          </w:rPr>
-          <w:t>c</w:t>
-        </w:r>
-        <w:r>
-          <w:rPr>
-            <w:rStyle w:val="Hyperlink"/>
-          </w:rPr>
-          <w:t>ts</w:t>
+          <w:t>https://asya-seag.github.io/Portfolio/#/projects</w:t>
         </w:r>
       </w:hyperlink>
     </w:p>

--- a/public/AsyaSeagraveCV.docx
+++ b/public/AsyaSeagraveCV.docx
@@ -4,7 +4,12 @@
   <w:body>
     <w:p>
       <w:pPr>
+        <w:spacing w:line="276" w:lineRule="auto"/>
         <w:ind w:left="-709"/>
+        <w:rPr>
+          <w:sz w:val="24"/>
+          <w:szCs w:val="24"/>
+        </w:rPr>
       </w:pPr>
     </w:p>
     <w:p>
@@ -12,56 +17,22 @@
         <w:pBdr>
           <w:bottom w:val="single" w:sz="12" w:space="1" w:color="auto"/>
         </w:pBdr>
-        <w:spacing w:after="0" w:line="240" w:lineRule="auto"/>
+        <w:spacing w:after="0" w:line="276" w:lineRule="auto"/>
         <w:ind w:left="-709" w:right="-613"/>
         <w:rPr>
           <w:b/>
           <w:bCs/>
-          <w:sz w:val="32"/>
-          <w:szCs w:val="32"/>
-        </w:rPr>
-      </w:pPr>
-      <w:r>
-        <w:rPr>
-          <w:b/>
-          <w:bCs/>
-          <w:sz w:val="32"/>
-          <w:szCs w:val="32"/>
-        </w:rPr>
-        <w:t>Asya Seagrave</w:t>
-      </w:r>
-      <w:r>
-        <w:rPr>
-          <w:b/>
-          <w:bCs/>
-          <w:sz w:val="32"/>
-          <w:szCs w:val="32"/>
-        </w:rPr>
-        <w:tab/>
-      </w:r>
-      <w:r>
-        <w:rPr>
-          <w:b/>
-          <w:bCs/>
-          <w:sz w:val="32"/>
-          <w:szCs w:val="32"/>
-        </w:rPr>
-        <w:tab/>
-      </w:r>
-      <w:r>
-        <w:rPr>
-          <w:b/>
-          <w:bCs/>
-          <w:sz w:val="32"/>
-          <w:szCs w:val="32"/>
-        </w:rPr>
-        <w:tab/>
-        <w:t xml:space="preserve">                                             Junior Software Developer</w:t>
-      </w:r>
-    </w:p>
-    <w:p>
-      <w:pPr>
-        <w:spacing w:after="0" w:line="240" w:lineRule="auto"/>
+          <w:sz w:val="24"/>
+          <w:szCs w:val="24"/>
+        </w:rPr>
+      </w:pPr>
+    </w:p>
+    <w:p>
+      <w:pPr>
+        <w:pBdr>
+          <w:bottom w:val="single" w:sz="12" w:space="1" w:color="auto"/>
+        </w:pBdr>
+        <w:spacing w:after="0" w:line="276" w:lineRule="auto"/>
         <w:ind w:left="-709" w:right="-613"/>
         <w:rPr>
           <w:b/>
@@ -77,18 +48,99 @@
           <w:sz w:val="24"/>
           <w:szCs w:val="24"/>
         </w:rPr>
+        <w:t>Asya Seag</w:t>
+      </w:r>
+      <w:r>
+        <w:rPr>
+          <w:b/>
+          <w:bCs/>
+          <w:sz w:val="24"/>
+          <w:szCs w:val="24"/>
+        </w:rPr>
+        <w:t xml:space="preserve">rave </w:t>
+      </w:r>
+      <w:r>
+        <w:rPr>
+          <w:b/>
+          <w:bCs/>
+          <w:sz w:val="24"/>
+          <w:szCs w:val="24"/>
+        </w:rPr>
+        <w:t xml:space="preserve">  </w:t>
+      </w:r>
+    </w:p>
+    <w:p>
+      <w:pPr>
+        <w:pBdr>
+          <w:bottom w:val="single" w:sz="12" w:space="1" w:color="auto"/>
+        </w:pBdr>
+        <w:spacing w:after="0" w:line="276" w:lineRule="auto"/>
+        <w:ind w:left="-709" w:right="-613"/>
+        <w:rPr>
+          <w:b/>
+          <w:bCs/>
+          <w:sz w:val="24"/>
+          <w:szCs w:val="24"/>
+        </w:rPr>
+      </w:pPr>
+      <w:r>
+        <w:rPr>
+          <w:b/>
+          <w:bCs/>
+          <w:sz w:val="24"/>
+          <w:szCs w:val="24"/>
+        </w:rPr>
+        <w:t xml:space="preserve">Computer Science (Data Science &amp; AI) Student </w:t>
+      </w:r>
+    </w:p>
+    <w:p>
+      <w:pPr>
+        <w:spacing w:after="0" w:line="276" w:lineRule="auto"/>
+        <w:ind w:left="-709" w:right="-613"/>
+        <w:rPr>
+          <w:b/>
+          <w:bCs/>
+          <w:sz w:val="24"/>
+          <w:szCs w:val="24"/>
+        </w:rPr>
+      </w:pPr>
+    </w:p>
+    <w:p>
+      <w:pPr>
+        <w:spacing w:after="0" w:line="276" w:lineRule="auto"/>
+        <w:ind w:left="-709" w:right="-613"/>
+        <w:rPr>
+          <w:b/>
+          <w:bCs/>
+          <w:sz w:val="24"/>
+          <w:szCs w:val="24"/>
+        </w:rPr>
+      </w:pPr>
+      <w:r>
+        <w:rPr>
+          <w:b/>
+          <w:bCs/>
+          <w:sz w:val="24"/>
+          <w:szCs w:val="24"/>
+        </w:rPr>
         <w:t>Contact Information</w:t>
       </w:r>
     </w:p>
     <w:p>
       <w:pPr>
-        <w:spacing w:after="0" w:line="240" w:lineRule="auto"/>
+        <w:spacing w:after="0" w:line="276" w:lineRule="auto"/>
         <w:ind w:left="-709" w:right="-613"/>
+        <w:rPr>
+          <w:sz w:val="24"/>
+          <w:szCs w:val="24"/>
+        </w:rPr>
       </w:pPr>
       <w:hyperlink r:id="rId5" w:history="1">
         <w:r>
           <w:rPr>
             <w:rStyle w:val="Hyperlink"/>
+            <w:sz w:val="24"/>
+            <w:szCs w:val="24"/>
           </w:rPr>
           <w:t>asyaseagrave@gmail.com</w:t>
         </w:r>
@@ -96,7 +148,7 @@
     </w:p>
     <w:p>
       <w:pPr>
-        <w:spacing w:after="0" w:line="240" w:lineRule="auto"/>
+        <w:spacing w:after="0" w:line="276" w:lineRule="auto"/>
         <w:ind w:left="-709" w:right="-613"/>
         <w:rPr>
           <w:sz w:val="24"/>
@@ -113,7 +165,7 @@
     </w:p>
     <w:p>
       <w:pPr>
-        <w:spacing w:after="0" w:line="240" w:lineRule="auto"/>
+        <w:spacing w:after="0" w:line="276" w:lineRule="auto"/>
         <w:ind w:left="-709" w:right="-613"/>
         <w:rPr>
           <w:sz w:val="24"/>
@@ -140,7 +192,7 @@
     </w:p>
     <w:p>
       <w:pPr>
-        <w:spacing w:after="0" w:line="240" w:lineRule="auto"/>
+        <w:spacing w:after="0" w:line="276" w:lineRule="auto"/>
         <w:ind w:left="-709" w:right="-613"/>
         <w:rPr>
           <w:sz w:val="24"/>
@@ -167,7 +219,7 @@
     </w:p>
     <w:p>
       <w:pPr>
-        <w:spacing w:after="0" w:line="240" w:lineRule="auto"/>
+        <w:spacing w:after="0" w:line="276" w:lineRule="auto"/>
         <w:ind w:left="-709" w:right="-613"/>
         <w:rPr>
           <w:sz w:val="24"/>
@@ -180,14 +232,14 @@
         <w:pBdr>
           <w:bottom w:val="single" w:sz="12" w:space="1" w:color="auto"/>
         </w:pBdr>
-        <w:spacing w:after="0" w:line="240" w:lineRule="auto"/>
+        <w:spacing w:after="0" w:line="276" w:lineRule="auto"/>
         <w:ind w:left="-709" w:right="-613"/>
         <w:jc w:val="center"/>
         <w:rPr>
           <w:b/>
           <w:bCs/>
-          <w:sz w:val="28"/>
-          <w:szCs w:val="28"/>
+          <w:sz w:val="24"/>
+          <w:szCs w:val="24"/>
         </w:rPr>
       </w:pPr>
       <w:bookmarkStart w:id="0" w:name="_Hlk94212784"/>
@@ -195,15 +247,15 @@
         <w:rPr>
           <w:b/>
           <w:bCs/>
-          <w:sz w:val="28"/>
-          <w:szCs w:val="28"/>
+          <w:sz w:val="24"/>
+          <w:szCs w:val="24"/>
         </w:rPr>
         <w:t>Profile</w:t>
       </w:r>
     </w:p>
     <w:p>
       <w:pPr>
-        <w:spacing w:after="0" w:line="240" w:lineRule="auto"/>
+        <w:spacing w:after="0" w:line="276" w:lineRule="auto"/>
         <w:ind w:left="-709" w:right="-613"/>
         <w:jc w:val="center"/>
         <w:rPr>
@@ -217,7 +269,7 @@
     <w:bookmarkEnd w:id="0"/>
     <w:p>
       <w:pPr>
-        <w:spacing w:after="0" w:line="240" w:lineRule="auto"/>
+        <w:spacing w:after="0" w:line="276" w:lineRule="auto"/>
         <w:ind w:left="-709" w:right="-613"/>
         <w:jc w:val="both"/>
         <w:rPr>
@@ -230,242 +282,23 @@
           <w:sz w:val="24"/>
           <w:szCs w:val="24"/>
         </w:rPr>
-        <w:t>An enthusiastic</w:t>
-      </w:r>
-      <w:r>
-        <w:rPr>
-          <w:sz w:val="24"/>
-          <w:szCs w:val="24"/>
-        </w:rPr>
-        <w:t xml:space="preserve"> and </w:t>
-      </w:r>
-      <w:r>
-        <w:rPr>
-          <w:sz w:val="24"/>
-          <w:szCs w:val="24"/>
-        </w:rPr>
-        <w:t xml:space="preserve">confident </w:t>
-      </w:r>
-      <w:r>
-        <w:rPr>
-          <w:sz w:val="24"/>
-          <w:szCs w:val="24"/>
-        </w:rPr>
-        <w:t xml:space="preserve"> </w:t>
-      </w:r>
-      <w:r>
-        <w:rPr>
-          <w:sz w:val="24"/>
-          <w:szCs w:val="24"/>
-        </w:rPr>
-        <w:t>second-year</w:t>
-      </w:r>
-      <w:r>
-        <w:rPr>
-          <w:sz w:val="24"/>
-          <w:szCs w:val="24"/>
-        </w:rPr>
-        <w:t xml:space="preserve"> Computer Science student at the University of Dundee</w:t>
-      </w:r>
-      <w:r>
-        <w:rPr>
-          <w:sz w:val="24"/>
-          <w:szCs w:val="24"/>
-        </w:rPr>
-        <w:t xml:space="preserve"> with hands-on experience in </w:t>
-      </w:r>
-      <w:r>
-        <w:rPr>
-          <w:sz w:val="24"/>
-          <w:szCs w:val="24"/>
-        </w:rPr>
-        <w:t xml:space="preserve">an </w:t>
-      </w:r>
-      <w:r>
-        <w:rPr>
-          <w:sz w:val="24"/>
-          <w:szCs w:val="24"/>
-        </w:rPr>
-        <w:t xml:space="preserve">online retail platform startup.  My experience of working as a junior developer using Django framework, </w:t>
-      </w:r>
-      <w:r>
-        <w:rPr>
-          <w:sz w:val="24"/>
-          <w:szCs w:val="24"/>
-        </w:rPr>
-        <w:t>Tailwind CSS</w:t>
-      </w:r>
-      <w:r>
-        <w:rPr>
-          <w:sz w:val="24"/>
-          <w:szCs w:val="24"/>
-        </w:rPr>
-        <w:t>, Docker</w:t>
-      </w:r>
-      <w:r>
-        <w:rPr>
-          <w:sz w:val="24"/>
-          <w:szCs w:val="24"/>
-        </w:rPr>
-        <w:t>,</w:t>
-      </w:r>
-      <w:r>
-        <w:rPr>
-          <w:sz w:val="24"/>
-          <w:szCs w:val="24"/>
-        </w:rPr>
-        <w:t xml:space="preserve"> and collaborating via GitLab, has shown that I enjoy working in agile teams with </w:t>
-      </w:r>
-      <w:r>
-        <w:rPr>
-          <w:sz w:val="24"/>
-          <w:szCs w:val="24"/>
-        </w:rPr>
-        <w:t xml:space="preserve">a </w:t>
-      </w:r>
-      <w:r>
-        <w:rPr>
-          <w:sz w:val="24"/>
-          <w:szCs w:val="24"/>
-        </w:rPr>
-        <w:t>strong culture of performance and communication. Proficient in</w:t>
-      </w:r>
-      <w:r>
-        <w:rPr>
-          <w:sz w:val="24"/>
-          <w:szCs w:val="24"/>
-        </w:rPr>
-        <w:t xml:space="preserve"> a</w:t>
-      </w:r>
-      <w:r>
-        <w:rPr>
-          <w:sz w:val="24"/>
-          <w:szCs w:val="24"/>
-        </w:rPr>
-        <w:t xml:space="preserve"> range of programming tools and languages such as C++, Java, SQL, React</w:t>
-      </w:r>
-      <w:r>
-        <w:rPr>
-          <w:sz w:val="24"/>
-          <w:szCs w:val="24"/>
-        </w:rPr>
-        <w:t>,</w:t>
-      </w:r>
-      <w:r>
-        <w:rPr>
-          <w:sz w:val="24"/>
-          <w:szCs w:val="24"/>
-        </w:rPr>
-        <w:t xml:space="preserve"> and Git. </w:t>
-      </w:r>
-      <w:r>
-        <w:rPr>
-          <w:sz w:val="24"/>
-          <w:szCs w:val="24"/>
-        </w:rPr>
-        <w:t>Always looking forward to further my programming knowledge and ability,  I have taken on</w:t>
-      </w:r>
-      <w:r>
-        <w:rPr>
-          <w:sz w:val="24"/>
-          <w:szCs w:val="24"/>
-        </w:rPr>
-        <w:t xml:space="preserve"> a</w:t>
-      </w:r>
-      <w:r>
-        <w:rPr>
-          <w:sz w:val="24"/>
-          <w:szCs w:val="24"/>
-        </w:rPr>
-        <w:t xml:space="preserve"> variety of additional courses and  believe in continuous improvement. </w:t>
-      </w:r>
-      <w:r>
-        <w:rPr>
-          <w:sz w:val="24"/>
-          <w:szCs w:val="24"/>
-        </w:rPr>
-        <w:t>I am now</w:t>
-      </w:r>
-      <w:r>
-        <w:rPr>
-          <w:sz w:val="24"/>
-          <w:szCs w:val="24"/>
-        </w:rPr>
-        <w:t xml:space="preserve"> looking to join </w:t>
-      </w:r>
-      <w:r>
-        <w:rPr>
-          <w:sz w:val="24"/>
-          <w:szCs w:val="24"/>
-        </w:rPr>
-        <w:t xml:space="preserve">a </w:t>
-      </w:r>
-      <w:r>
-        <w:rPr>
-          <w:sz w:val="24"/>
-          <w:szCs w:val="24"/>
-        </w:rPr>
-        <w:t>team as a junior software engineer to further develop my skill</w:t>
-      </w:r>
-      <w:r>
-        <w:rPr>
-          <w:sz w:val="24"/>
-          <w:szCs w:val="24"/>
-        </w:rPr>
-        <w:t xml:space="preserve"> </w:t>
-      </w:r>
-      <w:r>
-        <w:rPr>
-          <w:sz w:val="24"/>
-          <w:szCs w:val="24"/>
-        </w:rPr>
-        <w:t>set and contribute to meaningful projects.</w:t>
-      </w:r>
-    </w:p>
-    <w:p>
-      <w:pPr>
-        <w:spacing w:after="0" w:line="240" w:lineRule="auto"/>
-        <w:ind w:left="-709" w:right="-613"/>
-        <w:rPr>
-          <w:sz w:val="24"/>
-          <w:szCs w:val="24"/>
-        </w:rPr>
-      </w:pPr>
-    </w:p>
-    <w:p>
-      <w:pPr>
-        <w:spacing w:after="0" w:line="240" w:lineRule="auto"/>
+        <w:t>Third-year Computer Science (Data Science &amp; AI) student at the University of Dundee with a strong foundation in SQL, Python, and database systems, developed through coursework and a hands-on software development internship. I'm drawn to solving complex technical and operational problems, and I'm looking to bring that analytical mindset to a data-focused role.</w:t>
+      </w:r>
+    </w:p>
+    <w:p>
+      <w:pPr>
+        <w:spacing w:after="0" w:line="276" w:lineRule="auto"/>
         <w:ind w:left="-709" w:right="-613"/>
         <w:jc w:val="both"/>
         <w:rPr>
-          <w:b/>
-          <w:bCs/>
-          <w:sz w:val="24"/>
-          <w:szCs w:val="24"/>
-        </w:rPr>
-      </w:pPr>
-      <w:r>
-        <w:rPr>
-          <w:b/>
-          <w:bCs/>
-          <w:sz w:val="24"/>
-          <w:szCs w:val="24"/>
-        </w:rPr>
-        <w:t>Key skills</w:t>
-      </w:r>
-      <w:r>
-        <w:rPr>
-          <w:b/>
-          <w:bCs/>
-          <w:sz w:val="24"/>
-          <w:szCs w:val="24"/>
-        </w:rPr>
-        <w:t>:</w:t>
-      </w:r>
-    </w:p>
-    <w:p>
-      <w:pPr>
-        <w:spacing w:after="0" w:line="240" w:lineRule="auto"/>
+          <w:sz w:val="24"/>
+          <w:szCs w:val="24"/>
+        </w:rPr>
+      </w:pPr>
+    </w:p>
+    <w:p>
+      <w:pPr>
+        <w:spacing w:after="0" w:line="276" w:lineRule="auto"/>
         <w:ind w:left="-709" w:right="-613"/>
         <w:jc w:val="both"/>
         <w:rPr>
@@ -475,6 +308,159 @@
           <w:szCs w:val="24"/>
         </w:rPr>
       </w:pPr>
+      <w:r>
+        <w:rPr>
+          <w:b/>
+          <w:bCs/>
+          <w:sz w:val="24"/>
+          <w:szCs w:val="24"/>
+        </w:rPr>
+        <w:t>Key skills</w:t>
+      </w:r>
+      <w:r>
+        <w:rPr>
+          <w:b/>
+          <w:bCs/>
+          <w:sz w:val="24"/>
+          <w:szCs w:val="24"/>
+        </w:rPr>
+        <w:t>:</w:t>
+      </w:r>
+    </w:p>
+    <w:p>
+      <w:pPr>
+        <w:pStyle w:val="pdq2pgselectionanchorcontainer"/>
+        <w:numPr>
+          <w:ilvl w:val="0"/>
+          <w:numId w:val="1"/>
+        </w:numPr>
+        <w:spacing w:line="276" w:lineRule="auto"/>
+        <w:rPr>
+          <w:rFonts w:asciiTheme="minorHAnsi" w:hAnsiTheme="minorHAnsi"/>
+        </w:rPr>
+      </w:pPr>
+      <w:r>
+        <w:rPr>
+          <w:rStyle w:val="Strong"/>
+          <w:rFonts w:asciiTheme="minorHAnsi" w:hAnsiTheme="minorHAnsi"/>
+        </w:rPr>
+        <w:t>Data &amp; Analytics:</w:t>
+      </w:r>
+      <w:r>
+        <w:rPr>
+          <w:rFonts w:asciiTheme="minorHAnsi" w:hAnsiTheme="minorHAnsi"/>
+        </w:rPr>
+        <w:br/>
+        <w:t>Python, SQL, MongoDB, Database Design, Data Analysis</w:t>
+      </w:r>
+    </w:p>
+    <w:p>
+      <w:pPr>
+        <w:pStyle w:val="NormalWeb"/>
+        <w:numPr>
+          <w:ilvl w:val="0"/>
+          <w:numId w:val="1"/>
+        </w:numPr>
+        <w:spacing w:line="276" w:lineRule="auto"/>
+        <w:rPr>
+          <w:rFonts w:asciiTheme="minorHAnsi" w:hAnsiTheme="minorHAnsi"/>
+        </w:rPr>
+      </w:pPr>
+      <w:r>
+        <w:rPr>
+          <w:rStyle w:val="Strong"/>
+          <w:rFonts w:asciiTheme="minorHAnsi" w:hAnsiTheme="minorHAnsi"/>
+        </w:rPr>
+        <w:t>Programming:</w:t>
+      </w:r>
+      <w:r>
+        <w:rPr>
+          <w:rFonts w:asciiTheme="minorHAnsi" w:hAnsiTheme="minorHAnsi"/>
+        </w:rPr>
+        <w:br/>
+        <w:t>Python, Java, C++, JavaScript</w:t>
+      </w:r>
+    </w:p>
+    <w:p>
+      <w:pPr>
+        <w:pStyle w:val="NormalWeb"/>
+        <w:numPr>
+          <w:ilvl w:val="0"/>
+          <w:numId w:val="1"/>
+        </w:numPr>
+        <w:spacing w:line="276" w:lineRule="auto"/>
+        <w:rPr>
+          <w:rFonts w:asciiTheme="minorHAnsi" w:hAnsiTheme="minorHAnsi"/>
+        </w:rPr>
+      </w:pPr>
+      <w:r>
+        <w:rPr>
+          <w:rStyle w:val="Strong"/>
+          <w:rFonts w:asciiTheme="minorHAnsi" w:hAnsiTheme="minorHAnsi"/>
+        </w:rPr>
+        <w:t>Technology:</w:t>
+      </w:r>
+      <w:r>
+        <w:rPr>
+          <w:rFonts w:asciiTheme="minorHAnsi" w:hAnsiTheme="minorHAnsi"/>
+        </w:rPr>
+        <w:br/>
+        <w:t>React, React Native, Django, Flask, Docker, Git, GitLab, API Integration</w:t>
+      </w:r>
+    </w:p>
+    <w:p>
+      <w:pPr>
+        <w:pStyle w:val="NormalWeb"/>
+        <w:numPr>
+          <w:ilvl w:val="0"/>
+          <w:numId w:val="1"/>
+        </w:numPr>
+        <w:spacing w:line="276" w:lineRule="auto"/>
+        <w:rPr>
+          <w:rFonts w:asciiTheme="minorHAnsi" w:hAnsiTheme="minorHAnsi"/>
+        </w:rPr>
+      </w:pPr>
+      <w:r>
+        <w:rPr>
+          <w:rStyle w:val="Strong"/>
+          <w:rFonts w:asciiTheme="minorHAnsi" w:hAnsiTheme="minorHAnsi"/>
+        </w:rPr>
+        <w:t>Concepts &amp; Methodologies:</w:t>
+      </w:r>
+      <w:r>
+        <w:rPr>
+          <w:rFonts w:asciiTheme="minorHAnsi" w:hAnsiTheme="minorHAnsi"/>
+        </w:rPr>
+        <w:br/>
+        <w:t>Object-Oriented Programming, Agile Software Development, Requirements Analysis, Problem Solving</w:t>
+      </w:r>
+    </w:p>
+    <w:p>
+      <w:pPr>
+        <w:pStyle w:val="NormalWeb"/>
+        <w:numPr>
+          <w:ilvl w:val="0"/>
+          <w:numId w:val="1"/>
+        </w:numPr>
+        <w:spacing w:line="276" w:lineRule="auto"/>
+        <w:rPr>
+          <w:rFonts w:asciiTheme="minorHAnsi" w:hAnsiTheme="minorHAnsi"/>
+        </w:rPr>
+      </w:pPr>
+      <w:r>
+        <w:rPr>
+          <w:rStyle w:val="Strong"/>
+          <w:rFonts w:asciiTheme="minorHAnsi" w:hAnsiTheme="minorHAnsi"/>
+        </w:rPr>
+        <w:t>Interpersonal:</w:t>
+      </w:r>
+      <w:r>
+        <w:rPr>
+          <w:rFonts w:asciiTheme="minorHAnsi" w:hAnsiTheme="minorHAnsi"/>
+        </w:rPr>
+        <w:br/>
+        <w:t>Analytical Thinking, Communication, Collaborative Working, Adaptability, Teamwork</w:t>
+      </w:r>
     </w:p>
     <w:p>
       <w:pPr>
@@ -483,7 +469,7 @@
           <w:ilvl w:val="0"/>
           <w:numId w:val="1"/>
         </w:numPr>
-        <w:spacing w:after="0" w:line="240" w:lineRule="auto"/>
+        <w:spacing w:after="0" w:line="276" w:lineRule="auto"/>
         <w:ind w:right="-613"/>
         <w:jc w:val="both"/>
         <w:rPr>
@@ -502,28 +488,484 @@
     </w:p>
     <w:p>
       <w:pPr>
+        <w:spacing w:after="0" w:line="276" w:lineRule="auto"/>
+        <w:ind w:right="-613"/>
+        <w:rPr>
+          <w:b/>
+          <w:bCs/>
+          <w:sz w:val="24"/>
+          <w:szCs w:val="24"/>
+        </w:rPr>
+      </w:pPr>
+    </w:p>
+    <w:p>
+      <w:pPr>
+        <w:pBdr>
+          <w:bottom w:val="single" w:sz="12" w:space="1" w:color="auto"/>
+        </w:pBdr>
+        <w:spacing w:after="0" w:line="276" w:lineRule="auto"/>
+        <w:ind w:left="-709" w:right="-613"/>
+        <w:jc w:val="center"/>
+        <w:rPr>
+          <w:b/>
+          <w:bCs/>
+          <w:sz w:val="24"/>
+          <w:szCs w:val="24"/>
+        </w:rPr>
+      </w:pPr>
+      <w:bookmarkStart w:id="1" w:name="_Hlk94380510"/>
+      <w:r>
+        <w:rPr>
+          <w:b/>
+          <w:bCs/>
+          <w:sz w:val="24"/>
+          <w:szCs w:val="24"/>
+        </w:rPr>
+        <w:t>Recent e</w:t>
+      </w:r>
+      <w:r>
+        <w:rPr>
+          <w:b/>
+          <w:bCs/>
+          <w:sz w:val="24"/>
+          <w:szCs w:val="24"/>
+        </w:rPr>
+        <w:t>ducation</w:t>
+      </w:r>
+    </w:p>
+    <w:p>
+      <w:pPr>
+        <w:spacing w:after="0" w:line="276" w:lineRule="auto"/>
+        <w:ind w:left="-709" w:right="-613"/>
+        <w:jc w:val="both"/>
+        <w:rPr>
+          <w:b/>
+          <w:bCs/>
+          <w:sz w:val="24"/>
+          <w:szCs w:val="24"/>
+        </w:rPr>
+      </w:pPr>
+    </w:p>
+    <w:bookmarkEnd w:id="1"/>
+    <w:p>
+      <w:pPr>
+        <w:spacing w:after="0" w:line="276" w:lineRule="auto"/>
+        <w:ind w:left="-709" w:right="-613"/>
+        <w:jc w:val="both"/>
+        <w:rPr>
+          <w:sz w:val="24"/>
+          <w:szCs w:val="24"/>
+        </w:rPr>
+      </w:pPr>
+      <w:r>
+        <w:rPr>
+          <w:b/>
+          <w:bCs/>
+          <w:sz w:val="24"/>
+          <w:szCs w:val="24"/>
+        </w:rPr>
+        <w:t>COMPUTER SCIENCE (DATA SCIENCE AND AI)</w:t>
+      </w:r>
+      <w:r>
+        <w:rPr>
+          <w:b/>
+          <w:bCs/>
+          <w:sz w:val="24"/>
+          <w:szCs w:val="24"/>
+        </w:rPr>
+        <w:t xml:space="preserve"> | </w:t>
+      </w:r>
+      <w:r>
+        <w:rPr>
+          <w:sz w:val="24"/>
+          <w:szCs w:val="24"/>
+        </w:rPr>
+        <w:t>University of Dundee</w:t>
+      </w:r>
+      <w:r>
+        <w:rPr>
+          <w:sz w:val="24"/>
+          <w:szCs w:val="24"/>
+        </w:rPr>
+        <w:t xml:space="preserve"> </w:t>
+      </w:r>
+      <w:r>
+        <w:rPr>
+          <w:b/>
+          <w:bCs/>
+          <w:sz w:val="24"/>
+          <w:szCs w:val="24"/>
+        </w:rPr>
+        <w:t>|</w:t>
+      </w:r>
+      <w:r>
+        <w:rPr>
+          <w:sz w:val="24"/>
+          <w:szCs w:val="24"/>
+        </w:rPr>
+        <w:t xml:space="preserve"> </w:t>
+      </w:r>
+      <w:r>
+        <w:rPr>
+          <w:sz w:val="24"/>
+          <w:szCs w:val="24"/>
+        </w:rPr>
+        <w:t>September 2024</w:t>
+      </w:r>
+      <w:r>
+        <w:rPr>
+          <w:sz w:val="24"/>
+          <w:szCs w:val="24"/>
+        </w:rPr>
+        <w:t xml:space="preserve"> – Present</w:t>
+      </w:r>
+    </w:p>
+    <w:p>
+      <w:pPr>
+        <w:spacing w:after="0" w:line="276" w:lineRule="auto"/>
+        <w:ind w:left="-709" w:right="-613"/>
+        <w:jc w:val="center"/>
+        <w:rPr>
+          <w:sz w:val="24"/>
+          <w:szCs w:val="24"/>
+        </w:rPr>
+      </w:pPr>
+    </w:p>
+    <w:p>
+      <w:pPr>
+        <w:spacing w:after="0" w:line="276" w:lineRule="auto"/>
+        <w:ind w:left="-709" w:right="-613"/>
+        <w:rPr>
+          <w:sz w:val="24"/>
+          <w:szCs w:val="24"/>
+        </w:rPr>
+      </w:pPr>
+      <w:r>
+        <w:rPr>
+          <w:rStyle w:val="Strong"/>
+          <w:sz w:val="24"/>
+          <w:szCs w:val="24"/>
+        </w:rPr>
+        <w:t>Relevant Modules:</w:t>
+      </w:r>
+      <w:r>
+        <w:rPr>
+          <w:sz w:val="24"/>
+          <w:szCs w:val="24"/>
+        </w:rPr>
+        <w:t xml:space="preserve"> Database Systems, Artificial Intelligence and Machine Learning, Data Structures and Algorithms, Software Engineering, Web Development, Operating Systems</w:t>
+      </w:r>
+    </w:p>
+    <w:p>
+      <w:pPr>
+        <w:spacing w:after="0" w:line="276" w:lineRule="auto"/>
+        <w:ind w:left="-709" w:right="-613"/>
+        <w:rPr>
+          <w:b/>
+          <w:bCs/>
+          <w:sz w:val="24"/>
+          <w:szCs w:val="24"/>
+        </w:rPr>
+      </w:pPr>
+    </w:p>
+    <w:p>
+      <w:pPr>
+        <w:spacing w:after="0" w:line="276" w:lineRule="auto"/>
+        <w:ind w:left="-709" w:right="-613"/>
+        <w:jc w:val="both"/>
+        <w:rPr>
+          <w:sz w:val="24"/>
+          <w:szCs w:val="24"/>
+        </w:rPr>
+      </w:pPr>
+      <w:r>
+        <w:rPr>
+          <w:b/>
+          <w:bCs/>
+          <w:sz w:val="24"/>
+          <w:szCs w:val="24"/>
+        </w:rPr>
+        <w:t>SOFTWARE ENGINEERING  COURSE</w:t>
+      </w:r>
+      <w:r>
+        <w:rPr>
+          <w:b/>
+          <w:bCs/>
+          <w:sz w:val="24"/>
+          <w:szCs w:val="24"/>
+        </w:rPr>
+        <w:t>S</w:t>
+      </w:r>
+      <w:r>
+        <w:rPr>
+          <w:b/>
+          <w:bCs/>
+          <w:sz w:val="24"/>
+          <w:szCs w:val="24"/>
+        </w:rPr>
+        <w:t xml:space="preserve"> </w:t>
+      </w:r>
+      <w:r>
+        <w:rPr>
+          <w:b/>
+          <w:bCs/>
+          <w:sz w:val="24"/>
+          <w:szCs w:val="24"/>
+        </w:rPr>
+        <w:t>via</w:t>
+      </w:r>
+      <w:r>
+        <w:rPr>
+          <w:b/>
+          <w:bCs/>
+          <w:sz w:val="24"/>
+          <w:szCs w:val="24"/>
+        </w:rPr>
+        <w:t xml:space="preserve"> CODE FIRST GIRLS</w:t>
+      </w:r>
+      <w:r>
+        <w:rPr>
+          <w:sz w:val="24"/>
+          <w:szCs w:val="24"/>
+        </w:rPr>
+        <w:t xml:space="preserve"> </w:t>
+      </w:r>
+      <w:r>
+        <w:rPr>
+          <w:b/>
+          <w:bCs/>
+          <w:sz w:val="24"/>
+          <w:szCs w:val="24"/>
+        </w:rPr>
+        <w:t>|</w:t>
+      </w:r>
+      <w:r>
+        <w:rPr>
+          <w:sz w:val="24"/>
+          <w:szCs w:val="24"/>
+        </w:rPr>
+        <w:t xml:space="preserve"> March 2023 – July 2023</w:t>
+      </w:r>
+    </w:p>
+    <w:p>
+      <w:pPr>
+        <w:spacing w:after="0" w:line="276" w:lineRule="auto"/>
+        <w:ind w:left="-709" w:right="-613"/>
+        <w:jc w:val="both"/>
+        <w:rPr>
+          <w:sz w:val="24"/>
+          <w:szCs w:val="24"/>
+        </w:rPr>
+      </w:pPr>
+    </w:p>
+    <w:p>
+      <w:pPr>
+        <w:spacing w:after="0" w:line="276" w:lineRule="auto"/>
+        <w:ind w:left="-709" w:right="-613"/>
+        <w:jc w:val="both"/>
+        <w:rPr>
+          <w:sz w:val="24"/>
+          <w:szCs w:val="24"/>
+        </w:rPr>
+      </w:pPr>
+      <w:r>
+        <w:rPr>
+          <w:b/>
+          <w:bCs/>
+          <w:sz w:val="24"/>
+          <w:szCs w:val="24"/>
+        </w:rPr>
+        <w:t xml:space="preserve">Key Technologies &amp; Concepts Covered: </w:t>
+      </w:r>
+      <w:proofErr w:type="spellStart"/>
+      <w:r>
+        <w:rPr>
+          <w:sz w:val="24"/>
+          <w:szCs w:val="24"/>
+        </w:rPr>
+        <w:t>SQLAlchemy</w:t>
+      </w:r>
+      <w:proofErr w:type="spellEnd"/>
+      <w:r>
+        <w:rPr>
+          <w:sz w:val="24"/>
+          <w:szCs w:val="24"/>
+        </w:rPr>
+        <w:t>,  Application Programming Interfaces (API), Object-Oriented Programming (OOP), Version Control (Git),  Flask, Python, MySQL</w:t>
+      </w:r>
+    </w:p>
+    <w:p>
+      <w:pPr>
+        <w:pBdr>
+          <w:bottom w:val="single" w:sz="12" w:space="1" w:color="auto"/>
+        </w:pBdr>
+        <w:spacing w:after="0" w:line="276" w:lineRule="auto"/>
+        <w:ind w:left="-709" w:right="-613"/>
+        <w:jc w:val="center"/>
+        <w:rPr>
+          <w:b/>
+          <w:bCs/>
+          <w:sz w:val="24"/>
+          <w:szCs w:val="24"/>
+        </w:rPr>
+      </w:pPr>
+    </w:p>
+    <w:p>
+      <w:pPr>
+        <w:pBdr>
+          <w:bottom w:val="single" w:sz="12" w:space="1" w:color="auto"/>
+        </w:pBdr>
+        <w:spacing w:after="0" w:line="276" w:lineRule="auto"/>
+        <w:ind w:left="-709" w:right="-613"/>
+        <w:jc w:val="center"/>
+        <w:rPr>
+          <w:b/>
+          <w:bCs/>
+          <w:sz w:val="24"/>
+          <w:szCs w:val="24"/>
+        </w:rPr>
+      </w:pPr>
+    </w:p>
+    <w:p>
+      <w:pPr>
+        <w:pBdr>
+          <w:bottom w:val="single" w:sz="12" w:space="1" w:color="auto"/>
+        </w:pBdr>
+        <w:spacing w:after="0" w:line="276" w:lineRule="auto"/>
+        <w:ind w:left="-709" w:right="-613"/>
+        <w:jc w:val="center"/>
+        <w:rPr>
+          <w:b/>
+          <w:bCs/>
+          <w:sz w:val="24"/>
+          <w:szCs w:val="24"/>
+        </w:rPr>
+      </w:pPr>
+      <w:r>
+        <w:rPr>
+          <w:b/>
+          <w:bCs/>
+          <w:sz w:val="24"/>
+          <w:szCs w:val="24"/>
+        </w:rPr>
+        <w:t>Work Experience</w:t>
+      </w:r>
+    </w:p>
+    <w:p>
+      <w:pPr>
+        <w:spacing w:after="0" w:line="276" w:lineRule="auto"/>
+        <w:ind w:right="-613"/>
+        <w:rPr>
+          <w:b/>
+          <w:bCs/>
+          <w:i/>
+          <w:iCs/>
+          <w:sz w:val="24"/>
+          <w:szCs w:val="24"/>
+        </w:rPr>
+      </w:pPr>
+      <w:r>
+        <w:rPr>
+          <w:b/>
+          <w:bCs/>
+          <w:sz w:val="24"/>
+          <w:szCs w:val="24"/>
+        </w:rPr>
+        <w:t xml:space="preserve">Software Developer Intern — </w:t>
+      </w:r>
+      <w:proofErr w:type="spellStart"/>
+      <w:r>
+        <w:rPr>
+          <w:b/>
+          <w:bCs/>
+          <w:sz w:val="24"/>
+          <w:szCs w:val="24"/>
+        </w:rPr>
+        <w:t>Toretail</w:t>
+      </w:r>
+      <w:proofErr w:type="spellEnd"/>
+      <w:r>
+        <w:rPr>
+          <w:b/>
+          <w:bCs/>
+          <w:sz w:val="24"/>
+          <w:szCs w:val="24"/>
+        </w:rPr>
+        <w:br/>
+      </w:r>
+      <w:r>
+        <w:rPr>
+          <w:b/>
+          <w:bCs/>
+          <w:i/>
+          <w:iCs/>
+          <w:sz w:val="24"/>
+          <w:szCs w:val="24"/>
+        </w:rPr>
+        <w:t>Remote | 4-week internship</w:t>
+      </w:r>
+      <w:r>
+        <w:rPr>
+          <w:b/>
+          <w:bCs/>
+          <w:i/>
+          <w:iCs/>
+          <w:sz w:val="24"/>
+          <w:szCs w:val="24"/>
+        </w:rPr>
+        <w:t>, summer 2025</w:t>
+      </w:r>
+    </w:p>
+    <w:p>
+      <w:pPr>
+        <w:spacing w:after="0" w:line="276" w:lineRule="auto"/>
+        <w:ind w:left="567" w:right="-613"/>
+        <w:jc w:val="both"/>
+        <w:rPr>
+          <w:b/>
+          <w:bCs/>
+          <w:i/>
+          <w:iCs/>
+          <w:sz w:val="24"/>
+          <w:szCs w:val="24"/>
+        </w:rPr>
+      </w:pPr>
+    </w:p>
+    <w:p>
+      <w:pPr>
         <w:pStyle w:val="ListParagraph"/>
         <w:numPr>
           <w:ilvl w:val="0"/>
           <w:numId w:val="1"/>
         </w:numPr>
-        <w:spacing w:after="0" w:line="240" w:lineRule="auto"/>
+        <w:spacing w:after="0" w:line="276" w:lineRule="auto"/>
         <w:ind w:right="-613"/>
         <w:jc w:val="both"/>
         <w:rPr>
-          <w:b/>
-          <w:bCs/>
-        </w:rPr>
-      </w:pPr>
-      <w:r>
-        <w:rPr>
-          <w:b/>
-          <w:bCs/>
-        </w:rPr>
-        <w:t xml:space="preserve">Programming Languages: </w:t>
-      </w:r>
-      <w:r>
-        <w:t>C++, Java, Python, JavaScript, SQL</w:t>
+          <w:sz w:val="24"/>
+          <w:szCs w:val="24"/>
+        </w:rPr>
+      </w:pPr>
+      <w:r>
+        <w:rPr>
+          <w:sz w:val="24"/>
+          <w:szCs w:val="24"/>
+        </w:rPr>
+        <w:t xml:space="preserve">Analysed business requirements with the development team and </w:t>
+      </w:r>
+      <w:r>
+        <w:rPr>
+          <w:sz w:val="24"/>
+          <w:szCs w:val="24"/>
+        </w:rPr>
+        <w:t>followed how they are implemented in real world solutions</w:t>
+      </w:r>
+      <w:r>
+        <w:rPr>
+          <w:sz w:val="24"/>
+          <w:szCs w:val="24"/>
+        </w:rPr>
+        <w:t>.</w:t>
       </w:r>
     </w:p>
     <w:p>
@@ -533,23 +975,20 @@
           <w:ilvl w:val="0"/>
           <w:numId w:val="1"/>
         </w:numPr>
-        <w:spacing w:after="0" w:line="240" w:lineRule="auto"/>
+        <w:spacing w:after="0" w:line="276" w:lineRule="auto"/>
         <w:ind w:right="-613"/>
         <w:jc w:val="both"/>
         <w:rPr>
-          <w:b/>
-          <w:bCs/>
-        </w:rPr>
-      </w:pPr>
-      <w:r>
-        <w:rPr>
-          <w:b/>
-          <w:bCs/>
-        </w:rPr>
-        <w:t xml:space="preserve">Frameworks and Tools:  </w:t>
-      </w:r>
-      <w:r>
-        <w:t>Django, React, React Native, Tailwind CSS, Docker, Git, GitLab, Visual Studio Code</w:t>
+          <w:sz w:val="24"/>
+          <w:szCs w:val="24"/>
+        </w:rPr>
+      </w:pPr>
+      <w:r>
+        <w:rPr>
+          <w:sz w:val="24"/>
+          <w:szCs w:val="24"/>
+        </w:rPr>
+        <w:t>Collaborated cross-functionally with developers via Slack and GitLab to align on requirements, improving delivery efficiency within an Agile development environment.</w:t>
       </w:r>
     </w:p>
     <w:p>
@@ -559,23 +998,36 @@
           <w:ilvl w:val="0"/>
           <w:numId w:val="1"/>
         </w:numPr>
-        <w:spacing w:after="0" w:line="240" w:lineRule="auto"/>
+        <w:spacing w:after="0" w:line="276" w:lineRule="auto"/>
         <w:ind w:right="-613"/>
         <w:jc w:val="both"/>
         <w:rPr>
-          <w:b/>
-          <w:bCs/>
-        </w:rPr>
-      </w:pPr>
-      <w:r>
-        <w:rPr>
-          <w:b/>
-          <w:bCs/>
-        </w:rPr>
-        <w:t xml:space="preserve">Concepts and Methodologies: </w:t>
-      </w:r>
-      <w:r>
-        <w:t>Object-Oriented Programming (OOP), Agile Software Development, API Integration, Database Design</w:t>
+          <w:sz w:val="24"/>
+          <w:szCs w:val="24"/>
+        </w:rPr>
+      </w:pPr>
+      <w:r>
+        <w:rPr>
+          <w:sz w:val="24"/>
+          <w:szCs w:val="24"/>
+        </w:rPr>
+        <w:t xml:space="preserve">Developed features in Python within a system integrated with MongoDB and </w:t>
+      </w:r>
+      <w:proofErr w:type="spellStart"/>
+      <w:r>
+        <w:rPr>
+          <w:sz w:val="24"/>
+          <w:szCs w:val="24"/>
+        </w:rPr>
+        <w:t>SQLAlchemy</w:t>
+      </w:r>
+      <w:proofErr w:type="spellEnd"/>
+      <w:r>
+        <w:rPr>
+          <w:sz w:val="24"/>
+          <w:szCs w:val="24"/>
+        </w:rPr>
+        <w:t>, gaining hands-on exposure to database-backed application development.</w:t>
       </w:r>
     </w:p>
     <w:p>
@@ -585,401 +1037,119 @@
           <w:ilvl w:val="0"/>
           <w:numId w:val="1"/>
         </w:numPr>
-        <w:spacing w:after="0" w:line="240" w:lineRule="auto"/>
+        <w:spacing w:after="0" w:line="276" w:lineRule="auto"/>
         <w:ind w:right="-613"/>
         <w:jc w:val="both"/>
         <w:rPr>
-          <w:b/>
-          <w:bCs/>
-        </w:rPr>
-      </w:pPr>
-      <w:r>
-        <w:rPr>
-          <w:b/>
-          <w:bCs/>
-        </w:rPr>
-        <w:t xml:space="preserve">Interpersonal Skills: </w:t>
-      </w:r>
-      <w:r>
-        <w:t>strong communicator, collaborative team player, proven adaptability and problem</w:t>
-      </w:r>
-      <w:r>
-        <w:t>-</w:t>
-      </w:r>
-      <w:r>
-        <w:t>solving skills</w:t>
-      </w:r>
-    </w:p>
-    <w:p>
-      <w:pPr>
-        <w:spacing w:after="0" w:line="240" w:lineRule="auto"/>
+          <w:sz w:val="24"/>
+          <w:szCs w:val="24"/>
+        </w:rPr>
+      </w:pPr>
+      <w:r>
+        <w:rPr>
+          <w:sz w:val="24"/>
+          <w:szCs w:val="24"/>
+        </w:rPr>
+        <w:t>Submitted code for peer review through GitLab, incorporating feedback to improve code quality and problem-solving approach.</w:t>
+      </w:r>
+    </w:p>
+    <w:p>
+      <w:pPr>
+        <w:pStyle w:val="ListParagraph"/>
+        <w:spacing w:after="0" w:line="276" w:lineRule="auto"/>
+        <w:ind w:left="11" w:right="-613"/>
+        <w:jc w:val="both"/>
+        <w:rPr>
+          <w:sz w:val="24"/>
+          <w:szCs w:val="24"/>
+        </w:rPr>
+      </w:pPr>
+    </w:p>
+    <w:p>
+      <w:pPr>
+        <w:spacing w:after="0" w:line="276" w:lineRule="auto"/>
         <w:ind w:right="-613"/>
         <w:rPr>
           <w:b/>
           <w:bCs/>
-        </w:rPr>
-      </w:pPr>
-    </w:p>
-    <w:p>
-      <w:pPr>
-        <w:pBdr>
-          <w:bottom w:val="single" w:sz="12" w:space="1" w:color="auto"/>
-        </w:pBdr>
-        <w:spacing w:after="0" w:line="240" w:lineRule="auto"/>
-        <w:ind w:left="-709" w:right="-613"/>
-        <w:jc w:val="center"/>
-        <w:rPr>
-          <w:b/>
-          <w:bCs/>
-          <w:sz w:val="28"/>
-          <w:szCs w:val="28"/>
-        </w:rPr>
-      </w:pPr>
-      <w:bookmarkStart w:id="1" w:name="_Hlk94380510"/>
-      <w:r>
-        <w:rPr>
-          <w:b/>
-          <w:bCs/>
-          <w:sz w:val="28"/>
-          <w:szCs w:val="28"/>
-        </w:rPr>
-        <w:t>Education</w:t>
-      </w:r>
-    </w:p>
-    <w:p>
-      <w:pPr>
-        <w:spacing w:after="0" w:line="240" w:lineRule="auto"/>
-        <w:ind w:left="-709" w:right="-613"/>
+          <w:i/>
+          <w:iCs/>
+          <w:sz w:val="24"/>
+          <w:szCs w:val="24"/>
+        </w:rPr>
+      </w:pPr>
+      <w:r>
+        <w:rPr>
+          <w:b/>
+          <w:bCs/>
+          <w:sz w:val="24"/>
+          <w:szCs w:val="24"/>
+        </w:rPr>
+        <w:t>Barista Maestro</w:t>
+      </w:r>
+      <w:r>
+        <w:rPr>
+          <w:b/>
+          <w:bCs/>
+          <w:sz w:val="24"/>
+          <w:szCs w:val="24"/>
+        </w:rPr>
+        <w:t xml:space="preserve"> — </w:t>
+      </w:r>
+      <w:r>
+        <w:rPr>
+          <w:b/>
+          <w:bCs/>
+          <w:sz w:val="24"/>
+          <w:szCs w:val="24"/>
+        </w:rPr>
+        <w:t>Costa Coffee</w:t>
+      </w:r>
+      <w:r>
+        <w:rPr>
+          <w:b/>
+          <w:bCs/>
+          <w:sz w:val="24"/>
+          <w:szCs w:val="24"/>
+        </w:rPr>
+        <w:br/>
+      </w:r>
+      <w:r>
+        <w:rPr>
+          <w:b/>
+          <w:bCs/>
+          <w:i/>
+          <w:iCs/>
+          <w:sz w:val="24"/>
+          <w:szCs w:val="24"/>
+        </w:rPr>
+        <w:t>Nov, 2023-Present</w:t>
+      </w:r>
+    </w:p>
+    <w:p>
+      <w:pPr>
+        <w:spacing w:after="0" w:line="276" w:lineRule="auto"/>
+        <w:ind w:right="-613"/>
         <w:jc w:val="both"/>
         <w:rPr>
           <w:b/>
           <w:bCs/>
-          <w:sz w:val="24"/>
-          <w:szCs w:val="24"/>
-        </w:rPr>
-      </w:pPr>
-    </w:p>
-    <w:bookmarkEnd w:id="1"/>
-    <w:p>
-      <w:pPr>
-        <w:spacing w:after="0" w:line="240" w:lineRule="auto"/>
-        <w:ind w:left="-709" w:right="-613"/>
-        <w:jc w:val="both"/>
-        <w:rPr>
-          <w:sz w:val="24"/>
-          <w:szCs w:val="24"/>
-        </w:rPr>
-      </w:pPr>
-      <w:r>
-        <w:rPr>
-          <w:b/>
-          <w:bCs/>
-          <w:sz w:val="24"/>
-          <w:szCs w:val="24"/>
-        </w:rPr>
-        <w:t>COMPUTER SCIENCE (DATA SCIENCE AND AI)</w:t>
-      </w:r>
-      <w:r>
-        <w:rPr>
-          <w:b/>
-          <w:bCs/>
-          <w:sz w:val="24"/>
-          <w:szCs w:val="24"/>
-        </w:rPr>
-        <w:t xml:space="preserve"> | </w:t>
-      </w:r>
-      <w:r>
-        <w:rPr>
-          <w:sz w:val="24"/>
-          <w:szCs w:val="24"/>
-        </w:rPr>
-        <w:t>University of Dundee</w:t>
-      </w:r>
-      <w:r>
-        <w:rPr>
-          <w:sz w:val="24"/>
-          <w:szCs w:val="24"/>
-        </w:rPr>
-        <w:t xml:space="preserve"> </w:t>
-      </w:r>
-      <w:r>
-        <w:rPr>
-          <w:b/>
-          <w:bCs/>
-          <w:sz w:val="24"/>
-          <w:szCs w:val="24"/>
-        </w:rPr>
-        <w:t>|</w:t>
-      </w:r>
-      <w:r>
-        <w:rPr>
-          <w:sz w:val="24"/>
-          <w:szCs w:val="24"/>
-        </w:rPr>
-        <w:t xml:space="preserve"> </w:t>
-      </w:r>
-      <w:r>
-        <w:rPr>
-          <w:sz w:val="24"/>
-          <w:szCs w:val="24"/>
-        </w:rPr>
-        <w:t>September 2024</w:t>
-      </w:r>
-      <w:r>
-        <w:rPr>
-          <w:sz w:val="24"/>
-          <w:szCs w:val="24"/>
-        </w:rPr>
-        <w:t xml:space="preserve"> – Present</w:t>
-      </w:r>
-    </w:p>
-    <w:p>
-      <w:pPr>
-        <w:spacing w:after="0" w:line="240" w:lineRule="auto"/>
-        <w:ind w:left="-709" w:right="-613"/>
-        <w:jc w:val="center"/>
-        <w:rPr>
-          <w:sz w:val="24"/>
-          <w:szCs w:val="24"/>
-        </w:rPr>
-      </w:pPr>
-    </w:p>
-    <w:p>
-      <w:pPr>
-        <w:spacing w:after="0" w:line="240" w:lineRule="auto"/>
-        <w:ind w:left="-709" w:right="-613"/>
-        <w:rPr>
-          <w:b/>
-          <w:bCs/>
-          <w:sz w:val="24"/>
-          <w:szCs w:val="24"/>
-        </w:rPr>
-      </w:pPr>
-      <w:r>
-        <w:rPr>
-          <w:b/>
-          <w:bCs/>
-          <w:sz w:val="24"/>
-          <w:szCs w:val="24"/>
-        </w:rPr>
-        <w:t xml:space="preserve">Key Modules: </w:t>
-      </w:r>
-      <w:r>
-        <w:rPr>
-          <w:sz w:val="24"/>
-          <w:szCs w:val="24"/>
-        </w:rPr>
-        <w:t>Software Engineering, Data Structures and Algorithms, Database Systems, Artificial Intelligence, Web Development, and Cloud Computing.</w:t>
-      </w:r>
-    </w:p>
-    <w:p>
-      <w:pPr>
-        <w:spacing w:after="0" w:line="240" w:lineRule="auto"/>
-        <w:ind w:left="-709" w:right="-613"/>
-        <w:rPr>
-          <w:b/>
-          <w:bCs/>
-          <w:sz w:val="24"/>
-          <w:szCs w:val="24"/>
-        </w:rPr>
-      </w:pPr>
-    </w:p>
-    <w:p>
-      <w:pPr>
-        <w:spacing w:after="0" w:line="240" w:lineRule="auto"/>
-        <w:ind w:left="-709" w:right="-613"/>
-        <w:jc w:val="both"/>
-        <w:rPr>
-          <w:sz w:val="24"/>
-          <w:szCs w:val="24"/>
-        </w:rPr>
-      </w:pPr>
-      <w:r>
-        <w:rPr>
-          <w:b/>
-          <w:bCs/>
-          <w:sz w:val="24"/>
-          <w:szCs w:val="24"/>
-        </w:rPr>
-        <w:t xml:space="preserve">SOFTWARE ENGINEERING  COURSE | </w:t>
-      </w:r>
-      <w:r>
-        <w:rPr>
-          <w:sz w:val="24"/>
-          <w:szCs w:val="24"/>
-        </w:rPr>
-        <w:t xml:space="preserve">CODE FIRST GIRLS </w:t>
-      </w:r>
-      <w:r>
-        <w:rPr>
-          <w:b/>
-          <w:bCs/>
-          <w:sz w:val="24"/>
-          <w:szCs w:val="24"/>
-        </w:rPr>
-        <w:t>|</w:t>
-      </w:r>
-      <w:r>
-        <w:rPr>
-          <w:sz w:val="24"/>
-          <w:szCs w:val="24"/>
-        </w:rPr>
-        <w:t xml:space="preserve"> March 2023 – July 2023</w:t>
-      </w:r>
-    </w:p>
-    <w:p>
-      <w:pPr>
-        <w:spacing w:after="0" w:line="240" w:lineRule="auto"/>
-        <w:ind w:left="-709" w:right="-613"/>
-        <w:jc w:val="both"/>
-        <w:rPr>
-          <w:sz w:val="24"/>
-          <w:szCs w:val="24"/>
-        </w:rPr>
-      </w:pPr>
-      <w:r>
-        <w:rPr>
-          <w:b/>
-          <w:bCs/>
-          <w:sz w:val="24"/>
-          <w:szCs w:val="24"/>
-        </w:rPr>
-        <w:t xml:space="preserve">Key Technologies &amp; Concepts Covered: </w:t>
-      </w:r>
-      <w:proofErr w:type="spellStart"/>
-      <w:r>
-        <w:rPr>
-          <w:sz w:val="24"/>
-          <w:szCs w:val="24"/>
-        </w:rPr>
-        <w:t>SQLAlchemy</w:t>
-      </w:r>
-      <w:proofErr w:type="spellEnd"/>
-      <w:r>
-        <w:rPr>
-          <w:sz w:val="24"/>
-          <w:szCs w:val="24"/>
-        </w:rPr>
-        <w:t>,  Application Programming Interfaces (API), Object-Oriented Programming (OOP), Version Control (Git),  Flask, Python, MySQL</w:t>
-      </w:r>
-    </w:p>
-    <w:p>
-      <w:pPr>
-        <w:spacing w:after="0" w:line="240" w:lineRule="auto"/>
-        <w:ind w:left="-709" w:right="-613"/>
-        <w:rPr>
-          <w:sz w:val="24"/>
-          <w:szCs w:val="24"/>
-        </w:rPr>
-      </w:pPr>
-    </w:p>
-    <w:p>
-      <w:pPr>
-        <w:pBdr>
-          <w:bottom w:val="single" w:sz="12" w:space="1" w:color="auto"/>
-        </w:pBdr>
-        <w:spacing w:after="0" w:line="240" w:lineRule="auto"/>
-        <w:ind w:left="-709" w:right="-613"/>
-        <w:jc w:val="center"/>
-        <w:rPr>
-          <w:b/>
-          <w:bCs/>
-          <w:sz w:val="28"/>
-          <w:szCs w:val="28"/>
-        </w:rPr>
-      </w:pPr>
-      <w:r>
-        <w:rPr>
-          <w:b/>
-          <w:bCs/>
-          <w:sz w:val="28"/>
-          <w:szCs w:val="28"/>
-        </w:rPr>
-        <w:t>Relevant Work Experience</w:t>
-      </w:r>
-    </w:p>
-    <w:p>
-      <w:pPr>
-        <w:spacing w:after="0" w:line="240" w:lineRule="auto"/>
-        <w:ind w:left="-709" w:right="-613"/>
-        <w:jc w:val="center"/>
-        <w:rPr>
-          <w:b/>
-          <w:bCs/>
-          <w:sz w:val="24"/>
-          <w:szCs w:val="24"/>
-        </w:rPr>
-      </w:pPr>
-    </w:p>
-    <w:p>
-      <w:pPr>
-        <w:spacing w:after="0" w:line="240" w:lineRule="auto"/>
-        <w:ind w:right="-613"/>
-        <w:rPr>
-          <w:b/>
-          <w:bCs/>
-          <w:sz w:val="24"/>
-          <w:szCs w:val="24"/>
-        </w:rPr>
-      </w:pPr>
-      <w:r>
-        <w:rPr>
-          <w:b/>
-          <w:bCs/>
-          <w:sz w:val="24"/>
-          <w:szCs w:val="24"/>
-        </w:rPr>
-        <w:t>Junior Software Developer (Summer Placement)</w:t>
-      </w:r>
-    </w:p>
-    <w:p>
-      <w:pPr>
-        <w:spacing w:after="0" w:line="240" w:lineRule="auto"/>
-        <w:ind w:right="-613"/>
-        <w:rPr>
-          <w:sz w:val="24"/>
-          <w:szCs w:val="24"/>
-        </w:rPr>
-      </w:pPr>
-      <w:proofErr w:type="spellStart"/>
-      <w:r>
-        <w:rPr>
-          <w:sz w:val="24"/>
-          <w:szCs w:val="24"/>
-        </w:rPr>
-        <w:t>ToRetail</w:t>
-      </w:r>
-      <w:proofErr w:type="spellEnd"/>
-      <w:r>
-        <w:rPr>
-          <w:sz w:val="24"/>
-          <w:szCs w:val="24"/>
-        </w:rPr>
-        <w:t>, Dubai</w:t>
-      </w:r>
-    </w:p>
-    <w:p>
-      <w:pPr>
-        <w:spacing w:after="0" w:line="240" w:lineRule="auto"/>
-        <w:ind w:right="-613"/>
-        <w:rPr>
-          <w:sz w:val="24"/>
-          <w:szCs w:val="24"/>
-        </w:rPr>
-      </w:pPr>
-      <w:r>
-        <w:rPr>
-          <w:sz w:val="24"/>
-          <w:szCs w:val="24"/>
-        </w:rPr>
-        <w:t>202</w:t>
-      </w:r>
-      <w:r>
-        <w:rPr>
-          <w:sz w:val="24"/>
-          <w:szCs w:val="24"/>
-        </w:rPr>
-        <w:t>5</w:t>
+          <w:i/>
+          <w:iCs/>
+          <w:sz w:val="24"/>
+          <w:szCs w:val="24"/>
+        </w:rPr>
+      </w:pPr>
+      <w:r>
+        <w:rPr>
+          <w:b/>
+          <w:bCs/>
+          <w:i/>
+          <w:iCs/>
+          <w:sz w:val="24"/>
+          <w:szCs w:val="24"/>
+        </w:rPr>
+        <w:t>Responsible for:</w:t>
       </w:r>
     </w:p>
     <w:p>
@@ -987,35 +1157,29 @@
         <w:pStyle w:val="ListParagraph"/>
         <w:numPr>
           <w:ilvl w:val="0"/>
-          <w:numId w:val="3"/>
+          <w:numId w:val="1"/>
         </w:numPr>
-        <w:spacing w:after="0" w:line="240" w:lineRule="auto"/>
+        <w:spacing w:after="0" w:line="276" w:lineRule="auto"/>
         <w:ind w:right="-613"/>
-        <w:rPr>
-          <w:sz w:val="24"/>
-          <w:szCs w:val="24"/>
-        </w:rPr>
-      </w:pPr>
-      <w:r>
-        <w:rPr>
-          <w:sz w:val="24"/>
-          <w:szCs w:val="24"/>
-        </w:rPr>
-        <w:t xml:space="preserve">Worked as part of </w:t>
-      </w:r>
-      <w:r>
-        <w:rPr>
-          <w:sz w:val="24"/>
-          <w:szCs w:val="24"/>
-        </w:rPr>
-        <w:t xml:space="preserve">a </w:t>
-      </w:r>
-      <w:r>
-        <w:rPr>
-          <w:sz w:val="24"/>
-          <w:szCs w:val="24"/>
-        </w:rPr>
-        <w:t>multinational team, completing the tasks allocated by leading engineer.</w:t>
+        <w:jc w:val="both"/>
+        <w:rPr>
+          <w:sz w:val="24"/>
+          <w:szCs w:val="24"/>
+        </w:rPr>
+      </w:pPr>
+      <w:r>
+        <w:rPr>
+          <w:sz w:val="24"/>
+          <w:szCs w:val="24"/>
+        </w:rPr>
+        <w:t xml:space="preserve">Managing team in a fast paced customer facing environment, </w:t>
+      </w:r>
+      <w:r>
+        <w:rPr>
+          <w:sz w:val="24"/>
+          <w:szCs w:val="24"/>
+        </w:rPr>
+        <w:t>coordinating tasks to maintain service quality during busy periods.</w:t>
       </w:r>
     </w:p>
     <w:p>
@@ -1023,125 +1187,94 @@
         <w:pStyle w:val="ListParagraph"/>
         <w:numPr>
           <w:ilvl w:val="0"/>
-          <w:numId w:val="3"/>
+          <w:numId w:val="1"/>
         </w:numPr>
-        <w:spacing w:after="0" w:line="240" w:lineRule="auto"/>
+        <w:spacing w:after="0" w:line="276" w:lineRule="auto"/>
         <w:ind w:right="-613"/>
-        <w:rPr>
-          <w:sz w:val="24"/>
-          <w:szCs w:val="24"/>
-        </w:rPr>
-      </w:pPr>
-      <w:r>
-        <w:rPr>
-          <w:sz w:val="24"/>
-          <w:szCs w:val="24"/>
-        </w:rPr>
-        <w:t>Involved in the full software development lifecycle, from requirements analysis and design to implementation and testing.</w:t>
-      </w:r>
-    </w:p>
-    <w:p>
-      <w:pPr>
-        <w:spacing w:after="0" w:line="240" w:lineRule="auto"/>
-        <w:ind w:right="-613"/>
-        <w:rPr>
-          <w:sz w:val="24"/>
-          <w:szCs w:val="24"/>
-        </w:rPr>
-      </w:pPr>
-    </w:p>
-    <w:p>
-      <w:pPr>
-        <w:spacing w:after="0" w:line="240" w:lineRule="auto"/>
-        <w:ind w:right="-613"/>
-        <w:rPr>
-          <w:sz w:val="24"/>
-          <w:szCs w:val="24"/>
-        </w:rPr>
-      </w:pPr>
-    </w:p>
-    <w:p>
-      <w:pPr>
-        <w:spacing w:after="0" w:line="240" w:lineRule="auto"/>
-        <w:ind w:right="-613"/>
-        <w:rPr>
-          <w:sz w:val="24"/>
-          <w:szCs w:val="24"/>
-        </w:rPr>
-      </w:pPr>
-    </w:p>
-    <w:p>
-      <w:pPr>
-        <w:spacing w:after="0" w:line="240" w:lineRule="auto"/>
-        <w:ind w:right="-613"/>
-        <w:rPr>
-          <w:sz w:val="24"/>
-          <w:szCs w:val="24"/>
-        </w:rPr>
-      </w:pPr>
+        <w:jc w:val="both"/>
+        <w:rPr>
+          <w:sz w:val="24"/>
+          <w:szCs w:val="24"/>
+        </w:rPr>
+      </w:pPr>
+      <w:r>
+        <w:rPr>
+          <w:sz w:val="24"/>
+          <w:szCs w:val="24"/>
+        </w:rPr>
+        <w:t>Submit</w:t>
+      </w:r>
+      <w:r>
+        <w:rPr>
+          <w:sz w:val="24"/>
+          <w:szCs w:val="24"/>
+        </w:rPr>
+        <w:t>ting</w:t>
+      </w:r>
+      <w:r>
+        <w:rPr>
+          <w:sz w:val="24"/>
+          <w:szCs w:val="24"/>
+        </w:rPr>
+        <w:t xml:space="preserve"> fault reports and repair requests using specialised software, ensuring equipment issues are documented and escalated appropriately.</w:t>
+      </w:r>
     </w:p>
     <w:p>
       <w:pPr>
         <w:pStyle w:val="ListParagraph"/>
         <w:numPr>
           <w:ilvl w:val="0"/>
-          <w:numId w:val="3"/>
+          <w:numId w:val="1"/>
         </w:numPr>
-        <w:spacing w:after="0" w:line="240" w:lineRule="auto"/>
+        <w:spacing w:after="0" w:line="276" w:lineRule="auto"/>
         <w:ind w:right="-613"/>
-        <w:rPr>
-          <w:sz w:val="24"/>
-          <w:szCs w:val="24"/>
-        </w:rPr>
-      </w:pPr>
-      <w:r>
-        <w:rPr>
-          <w:sz w:val="24"/>
-          <w:szCs w:val="24"/>
-        </w:rPr>
-        <w:t>Used Docker, Django framework and Tailwind CSS, t</w:t>
-      </w:r>
-      <w:r>
-        <w:rPr>
-          <w:sz w:val="24"/>
-          <w:szCs w:val="24"/>
-        </w:rPr>
-        <w:t>eam collaboration</w:t>
-      </w:r>
-      <w:r>
-        <w:rPr>
-          <w:sz w:val="24"/>
-          <w:szCs w:val="24"/>
-        </w:rPr>
-        <w:t xml:space="preserve"> and code reviews</w:t>
-      </w:r>
-      <w:r>
-        <w:rPr>
-          <w:sz w:val="24"/>
-          <w:szCs w:val="24"/>
-        </w:rPr>
-        <w:t xml:space="preserve"> w</w:t>
-      </w:r>
-      <w:r>
-        <w:rPr>
-          <w:sz w:val="24"/>
-          <w:szCs w:val="24"/>
-        </w:rPr>
-        <w:t>ere</w:t>
-      </w:r>
-      <w:r>
-        <w:rPr>
-          <w:sz w:val="24"/>
-          <w:szCs w:val="24"/>
-        </w:rPr>
-        <w:t xml:space="preserve"> facilitated via Slack and GitLab</w:t>
-      </w:r>
-      <w:r>
-        <w:rPr>
-          <w:sz w:val="24"/>
-          <w:szCs w:val="24"/>
-        </w:rPr>
-        <w:t>.</w:t>
+        <w:jc w:val="both"/>
+        <w:rPr>
+          <w:sz w:val="24"/>
+          <w:szCs w:val="24"/>
+        </w:rPr>
+      </w:pPr>
+      <w:r>
+        <w:rPr>
+          <w:sz w:val="24"/>
+          <w:szCs w:val="24"/>
+        </w:rPr>
+        <w:t>Trai</w:t>
+      </w:r>
+      <w:r>
+        <w:rPr>
+          <w:sz w:val="24"/>
+          <w:szCs w:val="24"/>
+        </w:rPr>
+        <w:t xml:space="preserve">ning </w:t>
+      </w:r>
+      <w:r>
+        <w:rPr>
+          <w:sz w:val="24"/>
+          <w:szCs w:val="24"/>
+        </w:rPr>
+        <w:t xml:space="preserve"> and support</w:t>
+      </w:r>
+      <w:r>
+        <w:rPr>
+          <w:sz w:val="24"/>
+          <w:szCs w:val="24"/>
+        </w:rPr>
+        <w:t>ing</w:t>
+      </w:r>
+      <w:r>
+        <w:rPr>
+          <w:sz w:val="24"/>
+          <w:szCs w:val="24"/>
+        </w:rPr>
+        <w:t xml:space="preserve"> new starters, explaining procedures and providing guidance to help them develop their skills and work confidently.</w:t>
+      </w:r>
+      <w:r>
+        <w:rPr>
+          <w:sz w:val="24"/>
+          <w:szCs w:val="24"/>
+        </w:rPr>
+        <w:t>#</w:t>
       </w:r>
     </w:p>
     <w:p>
@@ -1149,180 +1282,45 @@
         <w:pStyle w:val="ListParagraph"/>
         <w:numPr>
           <w:ilvl w:val="0"/>
-          <w:numId w:val="3"/>
+          <w:numId w:val="1"/>
         </w:numPr>
-        <w:spacing w:after="0" w:line="240" w:lineRule="auto"/>
+        <w:spacing w:after="0" w:line="276" w:lineRule="auto"/>
         <w:ind w:right="-613"/>
-        <w:rPr>
-          <w:sz w:val="24"/>
-          <w:szCs w:val="24"/>
-        </w:rPr>
-      </w:pPr>
-      <w:r>
-        <w:rPr>
-          <w:sz w:val="24"/>
-          <w:szCs w:val="24"/>
-        </w:rPr>
-        <w:t>Communicated efficiently with other team members to problem</w:t>
-      </w:r>
-      <w:r>
-        <w:rPr>
-          <w:sz w:val="24"/>
-          <w:szCs w:val="24"/>
-        </w:rPr>
-        <w:t>-</w:t>
-      </w:r>
-      <w:r>
-        <w:rPr>
-          <w:sz w:val="24"/>
-          <w:szCs w:val="24"/>
-        </w:rPr>
-        <w:t>solve and complete tasks to a high standard.</w:t>
-      </w:r>
-    </w:p>
-    <w:p>
-      <w:pPr>
-        <w:spacing w:after="0" w:line="240" w:lineRule="auto"/>
-        <w:ind w:right="-613"/>
-        <w:rPr>
-          <w:sz w:val="24"/>
-          <w:szCs w:val="24"/>
-        </w:rPr>
-      </w:pPr>
-    </w:p>
-    <w:p>
-      <w:pPr>
-        <w:pBdr>
-          <w:bottom w:val="single" w:sz="12" w:space="1" w:color="auto"/>
-        </w:pBdr>
-        <w:spacing w:after="0" w:line="240" w:lineRule="auto"/>
-        <w:ind w:left="-709" w:right="-613"/>
-        <w:jc w:val="center"/>
-        <w:rPr>
-          <w:b/>
-          <w:bCs/>
-          <w:sz w:val="28"/>
-          <w:szCs w:val="28"/>
-        </w:rPr>
-      </w:pPr>
-      <w:r>
-        <w:rPr>
-          <w:b/>
-          <w:bCs/>
-          <w:sz w:val="28"/>
-          <w:szCs w:val="28"/>
-        </w:rPr>
-        <w:t>Additional Projects</w:t>
-      </w:r>
-    </w:p>
-    <w:p>
-      <w:pPr>
-        <w:spacing w:after="0" w:line="240" w:lineRule="auto"/>
-        <w:ind w:right="-613"/>
-        <w:rPr>
-          <w:sz w:val="24"/>
-          <w:szCs w:val="24"/>
-        </w:rPr>
-      </w:pPr>
-    </w:p>
-    <w:p>
-      <w:pPr>
-        <w:spacing w:after="0" w:line="240" w:lineRule="auto"/>
-        <w:ind w:right="-613"/>
-        <w:rPr>
-          <w:sz w:val="24"/>
-          <w:szCs w:val="24"/>
-        </w:rPr>
-      </w:pPr>
-      <w:r>
-        <w:rPr>
-          <w:sz w:val="24"/>
-          <w:szCs w:val="24"/>
-        </w:rPr>
-        <w:t>Trying to further my knowledge of software development fundamentals and agile approach to software development, I have</w:t>
-      </w:r>
-      <w:r>
-        <w:rPr>
-          <w:sz w:val="24"/>
-          <w:szCs w:val="24"/>
-        </w:rPr>
-        <w:t xml:space="preserve"> completed</w:t>
-      </w:r>
-      <w:r>
-        <w:rPr>
-          <w:sz w:val="24"/>
-          <w:szCs w:val="24"/>
-        </w:rPr>
-        <w:t xml:space="preserve"> a</w:t>
-      </w:r>
-      <w:r>
-        <w:rPr>
-          <w:sz w:val="24"/>
-          <w:szCs w:val="24"/>
-        </w:rPr>
-        <w:t xml:space="preserve"> variety of independent and group projects, using </w:t>
-      </w:r>
-      <w:r>
-        <w:rPr>
-          <w:sz w:val="24"/>
-          <w:szCs w:val="24"/>
-        </w:rPr>
-        <w:t xml:space="preserve"> Java, Python, </w:t>
-      </w:r>
-      <w:r>
-        <w:rPr>
-          <w:sz w:val="24"/>
-          <w:szCs w:val="24"/>
-        </w:rPr>
-        <w:t>Flask, React</w:t>
-      </w:r>
-      <w:r>
-        <w:rPr>
-          <w:sz w:val="24"/>
-          <w:szCs w:val="24"/>
-        </w:rPr>
-        <w:t>, HTML, CSS.</w:t>
-      </w:r>
-    </w:p>
-    <w:p>
-      <w:pPr>
-        <w:spacing w:after="0" w:line="240" w:lineRule="auto"/>
-        <w:ind w:right="-613"/>
-        <w:rPr>
-          <w:sz w:val="24"/>
-          <w:szCs w:val="24"/>
-        </w:rPr>
-      </w:pPr>
-      <w:r>
-        <w:rPr>
-          <w:sz w:val="24"/>
-          <w:szCs w:val="24"/>
-        </w:rPr>
-        <w:t xml:space="preserve">Full portfolio available: </w:t>
-      </w:r>
-      <w:hyperlink r:id="rId8" w:anchor="/projects" w:history="1">
-        <w:r>
-          <w:rPr>
-            <w:rStyle w:val="Hyperlink"/>
-          </w:rPr>
-          <w:t>https://asya-seag.github.io/Portfolio/#/projects</w:t>
-        </w:r>
-      </w:hyperlink>
-    </w:p>
-    <w:p>
-      <w:pPr>
-        <w:spacing w:after="0" w:line="240" w:lineRule="auto"/>
-        <w:ind w:left="-851" w:right="-613"/>
-        <w:jc w:val="center"/>
-        <w:rPr>
-          <w:b/>
-          <w:bCs/>
-          <w:sz w:val="28"/>
-          <w:szCs w:val="28"/>
-        </w:rPr>
-      </w:pPr>
-    </w:p>
-    <w:p/>
+        <w:jc w:val="both"/>
+        <w:rPr>
+          <w:sz w:val="24"/>
+          <w:szCs w:val="24"/>
+        </w:rPr>
+      </w:pPr>
+      <w:r>
+        <w:rPr>
+          <w:sz w:val="24"/>
+          <w:szCs w:val="24"/>
+        </w:rPr>
+        <w:t>Resolving customer and operational issues efficiently, using problem-solving skills to identify appropriate solutions in a fast-paced environment.</w:t>
+      </w:r>
+    </w:p>
+    <w:p>
+      <w:pPr>
+        <w:spacing w:after="0" w:line="276" w:lineRule="auto"/>
+        <w:ind w:left="11" w:right="-613"/>
+        <w:rPr>
+          <w:b/>
+          <w:bCs/>
+          <w:sz w:val="24"/>
+          <w:szCs w:val="24"/>
+        </w:rPr>
+      </w:pPr>
+    </w:p>
+    <w:p>
+      <w:pPr>
+        <w:spacing w:line="276" w:lineRule="auto"/>
+        <w:rPr>
+          <w:sz w:val="24"/>
+          <w:szCs w:val="24"/>
+        </w:rPr>
+      </w:pPr>
+    </w:p>
     <w:sectPr>
       <w:type w:val="continuous"/>
       <w:pgSz w:w="11906" w:h="16838"/>
@@ -1337,6 +1335,232 @@
 <file path=word/numbering.xml><?xml version="1.0" encoding="utf-8"?>
 <w:numbering xmlns:wpc="http://schemas.microsoft.com/office/word/2010/wordprocessingCanvas" xmlns:cx="http://schemas.microsoft.com/office/drawing/2014/chartex" xmlns:cx1="http://schemas.microsoft.com/office/drawing/2015/9/8/chartex" xmlns:cx2="http://schemas.microsoft.com/office/drawing/2015/10/21/chartex" xmlns:cx3="http://schemas.microsoft.com/office/drawing/2016/5/9/chartex" xmlns:cx4="http://schemas.microsoft.com/office/drawing/2016/5/10/chartex" xmlns:cx5="http://schemas.microsoft.com/office/drawing/2016/5/11/chartex" xmlns:cx6="http://schemas.microsoft.com/office/drawing/2016/5/12/chartex" xmlns:cx7="http://schemas.microsoft.com/office/drawing/2016/5/13/chartex" xmlns:cx8="http://schemas.microsoft.com/office/drawing/2016/5/14/chartex" xmlns:mc="http://schemas.openxmlformats.org/markup-compatibility/2006" xmlns:aink="http://schemas.microsoft.com/office/drawing/2016/ink" xmlns:am3d="http://schemas.microsoft.com/office/drawing/2017/model3d" xmlns:o="urn:schemas-microsoft-com:office:office" xmlns:oel="http://schemas.microsoft.com/office/2019/extlst" xmlns:r="http://schemas.openxmlformats.org/officeDocument/2006/relationships" xmlns:m="http://schemas.openxmlformats.org/officeDocument/2006/math" xmlns:v="urn:schemas-microsoft-com:vml" xmlns:wp14="http://schemas.microsoft.com/office/word/2010/wordprocessingDrawing" xmlns:wp="http://schemas.openxmlformats.org/drawingml/2006/wordprocessingDrawing" xmlns:w10="urn:schemas-microsoft-com:office:word" xmlns:w="http://schemas.openxmlformats.org/wordprocessingml/2006/main" xmlns:w14="http://schemas.microsoft.com/office/word/2010/wordml" xmlns:w15="http://schemas.microsoft.com/office/word/2012/wordml" xmlns:w16cex="http://schemas.microsoft.com/office/word/2018/wordml/cex" xmlns:w16cid="http://schemas.microsoft.com/office/word/2016/wordml/cid" xmlns:w16="http://schemas.microsoft.com/office/word/2018/wordml" xmlns:w16du="http://schemas.microsoft.com/office/word/2023/wordml/word16du" xmlns:w16sdtdh="http://schemas.microsoft.com/office/word/2020/wordml/sdtdatahash" xmlns:w16sdtfl="http://schemas.microsoft.com/office/word/2024/wordml/sdtformatlock" xmlns:w16se="http://schemas.microsoft.com/office/word/2015/wordml/symex" xmlns:wpg="http://schemas.microsoft.com/office/word/2010/wordprocessingGroup" xmlns:wpi="http://schemas.microsoft.com/office/word/2010/wordprocessingInk" xmlns:wne="http://schemas.microsoft.com/office/word/2006/wordml" xmlns:wps="http://schemas.microsoft.com/office/word/2010/wordprocessingShape" mc:Ignorable="w14 w15 w16se w16cid w16 w16cex w16sdtdh w16sdtfl w16du wp14">
   <w:abstractNum w:abstractNumId="0" w15:restartNumberingAfterBreak="0">
+    <w:nsid w:val="03725D34"/>
+    <w:multiLevelType w:val="hybridMultilevel"/>
+    <w:tmpl w:val="E194761E"/>
+    <w:lvl w:ilvl="0" w:tplc="08090001">
+      <w:start w:val="1"/>
+      <w:numFmt w:val="bullet"/>
+      <w:lvlText w:val=""/>
+      <w:lvlJc w:val="left"/>
+      <w:pPr>
+        <w:ind w:left="1146" w:hanging="360"/>
+      </w:pPr>
+      <w:rPr>
+        <w:rFonts w:ascii="Symbol" w:hAnsi="Symbol" w:hint="default"/>
+      </w:rPr>
+    </w:lvl>
+    <w:lvl w:ilvl="1" w:tplc="08090003" w:tentative="1">
+      <w:start w:val="1"/>
+      <w:numFmt w:val="bullet"/>
+      <w:lvlText w:val="o"/>
+      <w:lvlJc w:val="left"/>
+      <w:pPr>
+        <w:ind w:left="1866" w:hanging="360"/>
+      </w:pPr>
+      <w:rPr>
+        <w:rFonts w:ascii="Courier New" w:hAnsi="Courier New" w:cs="Courier New" w:hint="default"/>
+      </w:rPr>
+    </w:lvl>
+    <w:lvl w:ilvl="2" w:tplc="08090005" w:tentative="1">
+      <w:start w:val="1"/>
+      <w:numFmt w:val="bullet"/>
+      <w:lvlText w:val=""/>
+      <w:lvlJc w:val="left"/>
+      <w:pPr>
+        <w:ind w:left="2586" w:hanging="360"/>
+      </w:pPr>
+      <w:rPr>
+        <w:rFonts w:ascii="Wingdings" w:hAnsi="Wingdings" w:hint="default"/>
+      </w:rPr>
+    </w:lvl>
+    <w:lvl w:ilvl="3" w:tplc="08090001" w:tentative="1">
+      <w:start w:val="1"/>
+      <w:numFmt w:val="bullet"/>
+      <w:lvlText w:val=""/>
+      <w:lvlJc w:val="left"/>
+      <w:pPr>
+        <w:ind w:left="3306" w:hanging="360"/>
+      </w:pPr>
+      <w:rPr>
+        <w:rFonts w:ascii="Symbol" w:hAnsi="Symbol" w:hint="default"/>
+      </w:rPr>
+    </w:lvl>
+    <w:lvl w:ilvl="4" w:tplc="08090003" w:tentative="1">
+      <w:start w:val="1"/>
+      <w:numFmt w:val="bullet"/>
+      <w:lvlText w:val="o"/>
+      <w:lvlJc w:val="left"/>
+      <w:pPr>
+        <w:ind w:left="4026" w:hanging="360"/>
+      </w:pPr>
+      <w:rPr>
+        <w:rFonts w:ascii="Courier New" w:hAnsi="Courier New" w:cs="Courier New" w:hint="default"/>
+      </w:rPr>
+    </w:lvl>
+    <w:lvl w:ilvl="5" w:tplc="08090005" w:tentative="1">
+      <w:start w:val="1"/>
+      <w:numFmt w:val="bullet"/>
+      <w:lvlText w:val=""/>
+      <w:lvlJc w:val="left"/>
+      <w:pPr>
+        <w:ind w:left="4746" w:hanging="360"/>
+      </w:pPr>
+      <w:rPr>
+        <w:rFonts w:ascii="Wingdings" w:hAnsi="Wingdings" w:hint="default"/>
+      </w:rPr>
+    </w:lvl>
+    <w:lvl w:ilvl="6" w:tplc="08090001" w:tentative="1">
+      <w:start w:val="1"/>
+      <w:numFmt w:val="bullet"/>
+      <w:lvlText w:val=""/>
+      <w:lvlJc w:val="left"/>
+      <w:pPr>
+        <w:ind w:left="5466" w:hanging="360"/>
+      </w:pPr>
+      <w:rPr>
+        <w:rFonts w:ascii="Symbol" w:hAnsi="Symbol" w:hint="default"/>
+      </w:rPr>
+    </w:lvl>
+    <w:lvl w:ilvl="7" w:tplc="08090003" w:tentative="1">
+      <w:start w:val="1"/>
+      <w:numFmt w:val="bullet"/>
+      <w:lvlText w:val="o"/>
+      <w:lvlJc w:val="left"/>
+      <w:pPr>
+        <w:ind w:left="6186" w:hanging="360"/>
+      </w:pPr>
+      <w:rPr>
+        <w:rFonts w:ascii="Courier New" w:hAnsi="Courier New" w:cs="Courier New" w:hint="default"/>
+      </w:rPr>
+    </w:lvl>
+    <w:lvl w:ilvl="8" w:tplc="08090005" w:tentative="1">
+      <w:start w:val="1"/>
+      <w:numFmt w:val="bullet"/>
+      <w:lvlText w:val=""/>
+      <w:lvlJc w:val="left"/>
+      <w:pPr>
+        <w:ind w:left="6906" w:hanging="360"/>
+      </w:pPr>
+      <w:rPr>
+        <w:rFonts w:ascii="Wingdings" w:hAnsi="Wingdings" w:hint="default"/>
+      </w:rPr>
+    </w:lvl>
+  </w:abstractNum>
+  <w:abstractNum w:abstractNumId="1" w15:restartNumberingAfterBreak="0">
+    <w:nsid w:val="0A6F6490"/>
+    <w:multiLevelType w:val="hybridMultilevel"/>
+    <w:tmpl w:val="6CB4C750"/>
+    <w:lvl w:ilvl="0" w:tplc="08090001">
+      <w:start w:val="1"/>
+      <w:numFmt w:val="bullet"/>
+      <w:lvlText w:val=""/>
+      <w:lvlJc w:val="left"/>
+      <w:pPr>
+        <w:ind w:left="720" w:hanging="360"/>
+      </w:pPr>
+      <w:rPr>
+        <w:rFonts w:ascii="Symbol" w:hAnsi="Symbol" w:hint="default"/>
+      </w:rPr>
+    </w:lvl>
+    <w:lvl w:ilvl="1" w:tplc="08090003" w:tentative="1">
+      <w:start w:val="1"/>
+      <w:numFmt w:val="bullet"/>
+      <w:lvlText w:val="o"/>
+      <w:lvlJc w:val="left"/>
+      <w:pPr>
+        <w:ind w:left="1440" w:hanging="360"/>
+      </w:pPr>
+      <w:rPr>
+        <w:rFonts w:ascii="Courier New" w:hAnsi="Courier New" w:cs="Courier New" w:hint="default"/>
+      </w:rPr>
+    </w:lvl>
+    <w:lvl w:ilvl="2" w:tplc="08090005" w:tentative="1">
+      <w:start w:val="1"/>
+      <w:numFmt w:val="bullet"/>
+      <w:lvlText w:val=""/>
+      <w:lvlJc w:val="left"/>
+      <w:pPr>
+        <w:ind w:left="2160" w:hanging="360"/>
+      </w:pPr>
+      <w:rPr>
+        <w:rFonts w:ascii="Wingdings" w:hAnsi="Wingdings" w:hint="default"/>
+      </w:rPr>
+    </w:lvl>
+    <w:lvl w:ilvl="3" w:tplc="08090001" w:tentative="1">
+      <w:start w:val="1"/>
+      <w:numFmt w:val="bullet"/>
+      <w:lvlText w:val=""/>
+      <w:lvlJc w:val="left"/>
+      <w:pPr>
+        <w:ind w:left="2880" w:hanging="360"/>
+      </w:pPr>
+      <w:rPr>
+        <w:rFonts w:ascii="Symbol" w:hAnsi="Symbol" w:hint="default"/>
+      </w:rPr>
+    </w:lvl>
+    <w:lvl w:ilvl="4" w:tplc="08090003" w:tentative="1">
+      <w:start w:val="1"/>
+      <w:numFmt w:val="bullet"/>
+      <w:lvlText w:val="o"/>
+      <w:lvlJc w:val="left"/>
+      <w:pPr>
+        <w:ind w:left="3600" w:hanging="360"/>
+      </w:pPr>
+      <w:rPr>
+        <w:rFonts w:ascii="Courier New" w:hAnsi="Courier New" w:cs="Courier New" w:hint="default"/>
+      </w:rPr>
+    </w:lvl>
+    <w:lvl w:ilvl="5" w:tplc="08090005" w:tentative="1">
+      <w:start w:val="1"/>
+      <w:numFmt w:val="bullet"/>
+      <w:lvlText w:val=""/>
+      <w:lvlJc w:val="left"/>
+      <w:pPr>
+        <w:ind w:left="4320" w:hanging="360"/>
+      </w:pPr>
+      <w:rPr>
+        <w:rFonts w:ascii="Wingdings" w:hAnsi="Wingdings" w:hint="default"/>
+      </w:rPr>
+    </w:lvl>
+    <w:lvl w:ilvl="6" w:tplc="08090001" w:tentative="1">
+      <w:start w:val="1"/>
+      <w:numFmt w:val="bullet"/>
+      <w:lvlText w:val=""/>
+      <w:lvlJc w:val="left"/>
+      <w:pPr>
+        <w:ind w:left="5040" w:hanging="360"/>
+      </w:pPr>
+      <w:rPr>
+        <w:rFonts w:ascii="Symbol" w:hAnsi="Symbol" w:hint="default"/>
+      </w:rPr>
+    </w:lvl>
+    <w:lvl w:ilvl="7" w:tplc="08090003" w:tentative="1">
+      <w:start w:val="1"/>
+      <w:numFmt w:val="bullet"/>
+      <w:lvlText w:val="o"/>
+      <w:lvlJc w:val="left"/>
+      <w:pPr>
+        <w:ind w:left="5760" w:hanging="360"/>
+      </w:pPr>
+      <w:rPr>
+        <w:rFonts w:ascii="Courier New" w:hAnsi="Courier New" w:cs="Courier New" w:hint="default"/>
+      </w:rPr>
+    </w:lvl>
+    <w:lvl w:ilvl="8" w:tplc="08090005" w:tentative="1">
+      <w:start w:val="1"/>
+      <w:numFmt w:val="bullet"/>
+      <w:lvlText w:val=""/>
+      <w:lvlJc w:val="left"/>
+      <w:pPr>
+        <w:ind w:left="6480" w:hanging="360"/>
+      </w:pPr>
+      <w:rPr>
+        <w:rFonts w:ascii="Wingdings" w:hAnsi="Wingdings" w:hint="default"/>
+      </w:rPr>
+    </w:lvl>
+  </w:abstractNum>
+  <w:abstractNum w:abstractNumId="2" w15:restartNumberingAfterBreak="0">
     <w:nsid w:val="10153526"/>
     <w:multiLevelType w:val="hybridMultilevel"/>
     <w:tmpl w:val="6CF2034C"/>
@@ -1449,7 +1673,7 @@
       </w:rPr>
     </w:lvl>
   </w:abstractNum>
-  <w:abstractNum w:abstractNumId="1" w15:restartNumberingAfterBreak="0">
+  <w:abstractNum w:abstractNumId="3" w15:restartNumberingAfterBreak="0">
     <w:nsid w:val="193943F5"/>
     <w:multiLevelType w:val="hybridMultilevel"/>
     <w:tmpl w:val="A8AE9ECE"/>
@@ -1562,7 +1786,7 @@
       </w:rPr>
     </w:lvl>
   </w:abstractNum>
-  <w:abstractNum w:abstractNumId="2" w15:restartNumberingAfterBreak="0">
+  <w:abstractNum w:abstractNumId="4" w15:restartNumberingAfterBreak="0">
     <w:nsid w:val="37847870"/>
     <w:multiLevelType w:val="hybridMultilevel"/>
     <w:tmpl w:val="790C4EBE"/>
@@ -1676,13 +1900,19 @@
     </w:lvl>
   </w:abstractNum>
   <w:num w:numId="1" w16cid:durableId="514538738">
-    <w:abstractNumId w:val="0"/>
+    <w:abstractNumId w:val="2"/>
   </w:num>
   <w:num w:numId="2" w16cid:durableId="515458098">
+    <w:abstractNumId w:val="3"/>
+  </w:num>
+  <w:num w:numId="3" w16cid:durableId="1219825275">
+    <w:abstractNumId w:val="4"/>
+  </w:num>
+  <w:num w:numId="4" w16cid:durableId="1351948786">
     <w:abstractNumId w:val="1"/>
   </w:num>
-  <w:num w:numId="3" w16cid:durableId="1219825275">
-    <w:abstractNumId w:val="2"/>
+  <w:num w:numId="5" w16cid:durableId="1855996318">
+    <w:abstractNumId w:val="0"/>
   </w:num>
 </w:numbering>
 </file>
@@ -2289,7 +2519,6 @@
   <w:style w:type="character" w:default="1" w:styleId="DefaultParagraphFont">
     <w:name w:val="Default Paragraph Font"/>
     <w:uiPriority w:val="1"/>
-    <w:semiHidden/>
     <w:unhideWhenUsed/>
   </w:style>
   <w:style w:type="table" w:default="1" w:styleId="TableNormal">
@@ -2636,6 +2865,48 @@
     <w:rPr>
       <w:color w:val="96607D" w:themeColor="followedHyperlink"/>
       <w:u w:val="single"/>
+    </w:rPr>
+  </w:style>
+  <w:style w:type="paragraph" w:customStyle="1" w:styleId="pdq2pgselectionanchorcontainer">
+    <w:name w:val="pdq2pg_selectionanchorcontainer"/>
+    <w:basedOn w:val="Normal"/>
+    <w:rsid w:val="005072C8"/>
+    <w:pPr>
+      <w:spacing w:before="100" w:beforeAutospacing="1" w:after="100" w:afterAutospacing="1" w:line="240" w:lineRule="auto"/>
+    </w:pPr>
+    <w:rPr>
+      <w:rFonts w:ascii="Times New Roman" w:eastAsia="Times New Roman" w:hAnsi="Times New Roman" w:cs="Times New Roman"/>
+      <w:sz w:val="24"/>
+      <w:szCs w:val="24"/>
+      <w:lang w:eastAsia="en-GB"/>
+    </w:rPr>
+  </w:style>
+  <w:style w:type="character" w:styleId="Strong">
+    <w:name w:val="Strong"/>
+    <w:basedOn w:val="DefaultParagraphFont"/>
+    <w:uiPriority w:val="22"/>
+    <w:qFormat/>
+    <w:rsid w:val="005072C8"/>
+    <w:rPr>
+      <w:b/>
+      <w:bCs/>
+    </w:rPr>
+  </w:style>
+  <w:style w:type="paragraph" w:styleId="NormalWeb">
+    <w:name w:val="Normal (Web)"/>
+    <w:basedOn w:val="Normal"/>
+    <w:uiPriority w:val="99"/>
+    <w:semiHidden/>
+    <w:unhideWhenUsed/>
+    <w:rsid w:val="005072C8"/>
+    <w:pPr>
+      <w:spacing w:before="100" w:beforeAutospacing="1" w:after="100" w:afterAutospacing="1" w:line="240" w:lineRule="auto"/>
+    </w:pPr>
+    <w:rPr>
+      <w:rFonts w:ascii="Times New Roman" w:eastAsia="Times New Roman" w:hAnsi="Times New Roman" w:cs="Times New Roman"/>
+      <w:sz w:val="24"/>
+      <w:szCs w:val="24"/>
+      <w:lang w:eastAsia="en-GB"/>
     </w:rPr>
   </w:style>
 </w:styles>
